--- a/submission/SDC2026_HRISSA_Final.docx
+++ b/submission/SDC2026_HRISSA_Final.docx
@@ -158,14 +158,7 @@
           <w:rFonts w:ascii="Times New Roman" w:eastAsia="Times New Roman" w:hAnsi="Times New Roman" w:cs="Times New Roman"/>
           <w:color w:val="000000"/>
         </w:rPr>
-        <w:t>Team &amp; P</w:t>
-      </w:r>
-      <w:r>
-        <w:rPr>
-          <w:rFonts w:ascii="Times New Roman" w:eastAsia="Times New Roman" w:hAnsi="Times New Roman" w:cs="Times New Roman"/>
-          <w:color w:val="000000"/>
-        </w:rPr>
-        <w:t>roject Overview</w:t>
+        <w:t>Team &amp; Project Overview</w:t>
       </w:r>
     </w:p>
     <w:tbl>
@@ -848,7 +841,27 @@
                 <w:szCs w:val="24"/>
                 <w:lang w:val="en-US"/>
               </w:rPr>
-              <w:t>| What’s app:</w:t>
+              <w:t xml:space="preserve">| </w:t>
+            </w:r>
+            <w:proofErr w:type="spellStart"/>
+            <w:r>
+              <w:rPr>
+                <w:rFonts w:ascii="Times New Roman" w:eastAsia="Times New Roman" w:hAnsi="Times New Roman" w:cs="Times New Roman"/>
+                <w:sz w:val="24"/>
+                <w:szCs w:val="24"/>
+                <w:lang w:val="en-US"/>
+              </w:rPr>
+              <w:t>Whatsapp</w:t>
+            </w:r>
+            <w:proofErr w:type="spellEnd"/>
+            <w:r>
+              <w:rPr>
+                <w:rFonts w:ascii="Times New Roman" w:eastAsia="Times New Roman" w:hAnsi="Times New Roman" w:cs="Times New Roman"/>
+                <w:sz w:val="24"/>
+                <w:szCs w:val="24"/>
+                <w:lang w:val="en-US"/>
+              </w:rPr>
+              <w:t>:</w:t>
             </w:r>
             <w:r>
               <w:t xml:space="preserve">  </w:t>
@@ -1179,17 +1192,7 @@
           <w:sz w:val="24"/>
           <w:szCs w:val="24"/>
         </w:rPr>
-        <w:t>Provide a detailed description (and, if possible,</w:t>
-      </w:r>
-      <w:r>
-        <w:rPr>
-          <w:rFonts w:ascii="Times New Roman" w:eastAsia="Times New Roman" w:hAnsi="Times New Roman" w:cs="Times New Roman"/>
-          <w:i/>
-          <w:iCs/>
-          <w:sz w:val="24"/>
-          <w:szCs w:val="24"/>
-        </w:rPr>
-        <w:t xml:space="preserve"> an attached technical diagram) of your fully built system. Explain how your application integrates GenAI APIs, database structures, and backend/frontend frameworks into one unified solution.</w:t>
+        <w:t>Provide a detailed description (and, if possible, an attached technical diagram) of your fully built system. Explain how your application integrates GenAI APIs, database structures, and backend/frontend frameworks into one unified solution.</w:t>
       </w:r>
     </w:p>
     <w:tbl>
@@ -2211,19 +2214,7 @@
           <w:sz w:val="24"/>
           <w:szCs w:val="24"/>
         </w:rPr>
-        <w:t>Innovation and Crea</w:t>
-      </w:r>
-      <w:r>
-        <w:rPr>
-          <w:rFonts w:ascii="Times New Roman" w:eastAsia="Times New Roman" w:hAnsi="Times New Roman" w:cs="Times New Roman"/>
-          <w:b/>
-          <w:bCs/>
-          <w:i/>
-          <w:iCs/>
-          <w:sz w:val="24"/>
-          <w:szCs w:val="24"/>
-        </w:rPr>
-        <w:t xml:space="preserve">tivity </w:t>
+        <w:t xml:space="preserve">Innovation and Creativity </w:t>
       </w:r>
       <w:r>
         <w:rPr>
@@ -2617,19 +2608,7 @@
           <w:sz w:val="24"/>
           <w:szCs w:val="24"/>
         </w:rPr>
-        <w:t xml:space="preserve">[Maximum 250 </w:t>
-      </w:r>
-      <w:r>
-        <w:rPr>
-          <w:rFonts w:ascii="Times New Roman" w:eastAsia="Times New Roman" w:hAnsi="Times New Roman" w:cs="Times New Roman"/>
-          <w:b/>
-          <w:bCs/>
-          <w:i/>
-          <w:iCs/>
-          <w:sz w:val="24"/>
-          <w:szCs w:val="24"/>
-        </w:rPr>
-        <w:t>words]</w:t>
+        <w:t>[Maximum 250 words]</w:t>
       </w:r>
     </w:p>
     <w:tbl>
@@ -3479,15 +3458,7 @@
                 <w:sz w:val="24"/>
                 <w:szCs w:val="24"/>
               </w:rPr>
-              <w:t>The final pitch deck has been exporte</w:t>
-            </w:r>
-            <w:r>
-              <w:rPr>
-                <w:rFonts w:ascii="Times New Roman" w:eastAsia="Times New Roman" w:hAnsi="Times New Roman" w:cs="Times New Roman"/>
-                <w:sz w:val="24"/>
-                <w:szCs w:val="24"/>
-              </w:rPr>
-              <w:t>d and saved as a flattened PDF file.</w:t>
+              <w:t>The final pitch deck has been exported and saved as a flattened PDF file.</w:t>
             </w:r>
           </w:p>
         </w:tc>
@@ -3610,6 +3581,12 @@
                     </w:rPr>
                     <w:t>O</w:t>
                   </w:r>
+                  <w:r>
+                    <w:rPr>
+                      <w:b/>
+                    </w:rPr>
+                    <w:t>X</w:t>
+                  </w:r>
                 </w:p>
               </w:tc>
             </w:tr>
@@ -3743,15 +3720,7 @@
           <w:sz w:val="24"/>
           <w:szCs w:val="24"/>
         </w:rPr>
-        <w:t>Does this submission include any code, design, research, or other</w:t>
-      </w:r>
-      <w:r>
-        <w:rPr>
-          <w:rFonts w:ascii="Times New Roman" w:eastAsia="Times New Roman" w:hAnsi="Times New Roman" w:cs="Times New Roman"/>
-          <w:sz w:val="24"/>
-          <w:szCs w:val="24"/>
-        </w:rPr>
-        <w:t xml:space="preserve"> work that any team member created or owned before the start of this hackathon?</w:t>
+        <w:t>Does this submission include any code, design, research, or other work that any team member created or owned before the start of this hackathon?</w:t>
       </w:r>
     </w:p>
     <w:p>
@@ -3889,15 +3858,7 @@
           <w:sz w:val="24"/>
           <w:szCs w:val="24"/>
         </w:rPr>
-        <w:t>D</w:t>
-      </w:r>
-      <w:r>
-        <w:rPr>
-          <w:rFonts w:ascii="Times New Roman" w:eastAsia="Times New Roman" w:hAnsi="Times New Roman" w:cs="Times New Roman"/>
-          <w:sz w:val="24"/>
-          <w:szCs w:val="24"/>
-        </w:rPr>
-        <w:t>oes your project use any third-party code libraries, open-source frameworks, public/private datasets, or pre-trained AI models that your team did not create?</w:t>
+        <w:t>Does your project use any third-party code libraries, open-source frameworks, public/private datasets, or pre-trained AI models that your team did not create?</w:t>
       </w:r>
     </w:p>
     <w:p>
@@ -3983,15 +3944,7 @@
           <w:sz w:val="24"/>
           <w:szCs w:val="24"/>
         </w:rPr>
-        <w:t>If yes, list them below (open-source use is permi</w:t>
-      </w:r>
-      <w:r>
-        <w:rPr>
-          <w:rFonts w:ascii="Times New Roman" w:eastAsia="Times New Roman" w:hAnsi="Times New Roman" w:cs="Times New Roman"/>
-          <w:sz w:val="24"/>
-          <w:szCs w:val="24"/>
-        </w:rPr>
-        <w:t>tted provided it is declared and properly licensed/attributed):</w:t>
+        <w:t>If yes, list them below (open-source use is permitted provided it is declared and properly licensed/attributed):</w:t>
       </w:r>
     </w:p>
     <w:tbl>
@@ -4930,15 +4883,7 @@
           <w:sz w:val="24"/>
           <w:szCs w:val="24"/>
         </w:rPr>
-        <w:t>If yes, please describe th</w:t>
-      </w:r>
-      <w:r>
-        <w:rPr>
-          <w:rFonts w:ascii="Times New Roman" w:eastAsia="Times New Roman" w:hAnsi="Times New Roman" w:cs="Times New Roman"/>
-          <w:sz w:val="24"/>
-          <w:szCs w:val="24"/>
-        </w:rPr>
-        <w:t xml:space="preserve">e nature of the agreement and which member it concerns: </w:t>
+        <w:t xml:space="preserve">If yes, please describe the nature of the agreement and which member it concerns: </w:t>
       </w:r>
     </w:p>
     <w:p>
@@ -5719,6 +5664,7 @@
   <w:style w:type="character" w:default="1" w:styleId="DefaultParagraphFont">
     <w:name w:val="Default Paragraph Font"/>
     <w:uiPriority w:val="1"/>
+    <w:semiHidden/>
     <w:unhideWhenUsed/>
   </w:style>
   <w:style w:type="table" w:default="1" w:styleId="TableNormal">
